--- a/docs/source/simplePeakPick/simplePeakPick.docx
+++ b/docs/source/simplePeakPick/simplePeakPick.docx
@@ -6,11 +6,9 @@
       <w:pPr>
         <w:pStyle w:val="Heading1"/>
       </w:pPr>
-      <w:proofErr w:type="spellStart"/>
       <w:r>
         <w:t>simplePeakPick</w:t>
       </w:r>
-      <w:proofErr w:type="spellEnd"/>
     </w:p>
     <w:p/>
     <w:p>
@@ -24,29 +22,13 @@
     <w:p/>
     <w:p>
       <w:r>
-        <w:t xml:space="preserve">Precise 2D peak picking is required for the </w:t>
-      </w:r>
-      <w:proofErr w:type="spellStart"/>
-      <w:r>
-        <w:t>simpleNMR</w:t>
-      </w:r>
-      <w:proofErr w:type="spellEnd"/>
-      <w:r>
-        <w:t xml:space="preserve"> tools to work correctly. Using MNOVA 2D manual peak picking is </w:t>
+        <w:t xml:space="preserve">Precise 2D peak picking is required for the simpleNMR tools to work correctly. Using MNOVA 2D manual peak picking is </w:t>
       </w:r>
       <w:r>
         <w:t>somewhat challenging, but if it is necessary you should refer to the notes in the Data Preparation document</w:t>
       </w:r>
       <w:r>
-        <w:t xml:space="preserve">. The </w:t>
-      </w:r>
-      <w:proofErr w:type="spellStart"/>
-      <w:r>
-        <w:t>simplePeakPick</w:t>
-      </w:r>
-      <w:proofErr w:type="spellEnd"/>
-      <w:r>
-        <w:t xml:space="preserve"> tool has been developed to make the process simpler. </w:t>
+        <w:t xml:space="preserve">. The simplePeakPick tool has been developed to make the process simpler. </w:t>
       </w:r>
       <w:r>
         <w:t xml:space="preserve">The tool requires a </w:t>
@@ -58,16 +40,11 @@
         <w:t>1</w:t>
       </w:r>
       <w:r>
-        <w:t xml:space="preserve">H </w:t>
-      </w:r>
-      <w:proofErr w:type="spellStart"/>
-      <w:r>
-        <w:t>P</w:t>
+        <w:t>H P</w:t>
       </w:r>
       <w:r>
         <w:t>ureshift</w:t>
       </w:r>
-      <w:proofErr w:type="spellEnd"/>
       <w:r>
         <w:t xml:space="preserve"> (PSYCHE)</w:t>
       </w:r>
@@ -83,13 +60,8 @@
       <w:r>
         <w:t xml:space="preserve"> If the </w:t>
       </w:r>
-      <w:proofErr w:type="spellStart"/>
-      <w:r>
-        <w:t>Pureshift</w:t>
-      </w:r>
-      <w:proofErr w:type="spellEnd"/>
-      <w:r>
-        <w:t xml:space="preserve"> spectrum is not available, the tool has been updated so that the user can use the proton information </w:t>
+      <w:r>
+        <w:t xml:space="preserve">Pureshift spectrum is not available, the tool has been updated so that the user can use the proton information </w:t>
       </w:r>
       <w:r>
         <w:t xml:space="preserve">from the HSQC spectrum to peak pick </w:t>
@@ -110,15 +82,7 @@
         <w:pStyle w:val="Heading2"/>
       </w:pPr>
       <w:r>
-        <w:t xml:space="preserve">1-D peak picking the </w:t>
-      </w:r>
-      <w:proofErr w:type="spellStart"/>
-      <w:r>
-        <w:t>Pureshift</w:t>
-      </w:r>
-      <w:proofErr w:type="spellEnd"/>
-      <w:r>
-        <w:t xml:space="preserve"> and Ca</w:t>
+        <w:t>1-D peak picking the Pureshift and Ca</w:t>
       </w:r>
       <w:r>
         <w:t>r</w:t>
@@ -130,15 +94,7 @@
     <w:p/>
     <w:p>
       <w:r>
-        <w:t xml:space="preserve">The </w:t>
-      </w:r>
-      <w:proofErr w:type="spellStart"/>
-      <w:r>
-        <w:t>pureshift</w:t>
-      </w:r>
-      <w:proofErr w:type="spellEnd"/>
-      <w:r>
-        <w:t xml:space="preserve"> and carbon spect</w:t>
+        <w:t>The pureshift and carbon spect</w:t>
       </w:r>
       <w:r>
         <w:t>ra</w:t>
@@ -156,15 +112,7 @@
     <w:p/>
     <w:p>
       <w:r>
-        <w:t xml:space="preserve">Peak pick the carbon and </w:t>
-      </w:r>
-      <w:proofErr w:type="spellStart"/>
-      <w:r>
-        <w:t>pureshift</w:t>
-      </w:r>
-      <w:proofErr w:type="spellEnd"/>
-      <w:r>
-        <w:t xml:space="preserve"> spectra.</w:t>
+        <w:t>Peak pick the carbon and pureshift spectra.</w:t>
       </w:r>
       <w:r>
         <w:t xml:space="preserve"> </w:t>
@@ -281,7 +229,16 @@
     <w:p/>
     <w:p>
       <w:r>
-        <w:t>Figure 2 shows the manual threshold tool in action.</w:t>
+        <w:t>Figure 2 shows the manual threshold tool in action</w:t>
+      </w:r>
+      <w:r>
+        <w:t xml:space="preserve"> on a proton pureshift</w:t>
+      </w:r>
+      <w:r>
+        <w:t xml:space="preserve"> 1D spectrum</w:t>
+      </w:r>
+      <w:r>
+        <w:t>.</w:t>
       </w:r>
     </w:p>
     <w:p/>
@@ -363,15 +320,7 @@
         <w:t xml:space="preserve"> Manual Threshold </w:t>
       </w:r>
       <w:r>
-        <w:t xml:space="preserve">being used on a </w:t>
-      </w:r>
-      <w:proofErr w:type="spellStart"/>
-      <w:r>
-        <w:t>pureshift</w:t>
-      </w:r>
-      <w:proofErr w:type="spellEnd"/>
-      <w:r>
-        <w:t xml:space="preserve"> spectrum</w:t>
+        <w:t>being used on a pureshift spectrum</w:t>
       </w:r>
     </w:p>
     <w:p/>
@@ -388,13 +337,8 @@
       <w:r>
         <w:t xml:space="preserve">As stated in the introduction, if the </w:t>
       </w:r>
-      <w:proofErr w:type="spellStart"/>
-      <w:r>
-        <w:t>Pureshift</w:t>
-      </w:r>
-      <w:proofErr w:type="spellEnd"/>
-      <w:r>
-        <w:t xml:space="preserve"> pr</w:t>
+      <w:r>
+        <w:t>Pureshift pr</w:t>
       </w:r>
       <w:r>
         <w:t>o</w:t>
@@ -430,29 +374,13 @@
         <w:t xml:space="preserve"> peak in the proton dimension which could be at the centre of </w:t>
       </w:r>
       <w:r>
-        <w:t xml:space="preserve">proton doublet or even </w:t>
-      </w:r>
-      <w:proofErr w:type="spellStart"/>
-      <w:r>
-        <w:t>multiplet</w:t>
-      </w:r>
-      <w:proofErr w:type="spellEnd"/>
-      <w:r>
-        <w:t xml:space="preserve"> and not at the peak maximum.</w:t>
-      </w:r>
-    </w:p>
-    <w:p/>
-    <w:p>
-      <w:r>
-        <w:t xml:space="preserve">Use </w:t>
-      </w:r>
-      <w:proofErr w:type="spellStart"/>
-      <w:r>
-        <w:t>CTRL+k</w:t>
-      </w:r>
-      <w:proofErr w:type="spellEnd"/>
-      <w:r>
-        <w:t xml:space="preserve"> to peak pick and press the shift key </w:t>
+        <w:t>proton doublet or even multiplet and not at the peak maximum.</w:t>
+      </w:r>
+    </w:p>
+    <w:p/>
+    <w:p>
+      <w:r>
+        <w:t xml:space="preserve">Use CTRL+k to peak pick and press the shift key </w:t>
       </w:r>
       <w:r>
         <w:t>once to</w:t>
@@ -481,13 +409,8 @@
       <w:r>
         <w:t xml:space="preserve"> the peaks in the HSQC spectrum have been picked, use the </w:t>
       </w:r>
-      <w:proofErr w:type="spellStart"/>
-      <w:r>
-        <w:t>simpleNMR</w:t>
-      </w:r>
-      <w:proofErr w:type="spellEnd"/>
-      <w:r>
-        <w:t xml:space="preserve"> 2-D integrate button to integrate all the peaks at once. The </w:t>
+      <w:r>
+        <w:t xml:space="preserve">simpleNMR 2-D integrate button to integrate all the peaks at once. The </w:t>
       </w:r>
       <w:r>
         <w:t>scatter in the carbon</w:t>
@@ -526,15 +449,7 @@
         <w:t>Peak Picking a 2-D Spectrum using the</w:t>
       </w:r>
       <w:r>
-        <w:t xml:space="preserve"> </w:t>
-      </w:r>
-      <w:proofErr w:type="spellStart"/>
-      <w:r>
-        <w:t>simpleNMR</w:t>
-      </w:r>
-      <w:proofErr w:type="spellEnd"/>
-      <w:r>
-        <w:t xml:space="preserve"> Peak-Pick</w:t>
+        <w:t xml:space="preserve"> simpleNMR Peak-Pick</w:t>
       </w:r>
       <w:r>
         <w:t xml:space="preserve"> Tool.</w:t>
@@ -545,26 +460,16 @@
       <w:r>
         <w:t xml:space="preserve">Choose a 2-D spectrum. Zoom in around a few peaks.  Set the threshold so that the weak peaks are removed and the peaks remaining are well above the noise. Click the </w:t>
       </w:r>
-      <w:proofErr w:type="spellStart"/>
       <w:r>
         <w:lastRenderedPageBreak/>
-        <w:t>simplePeakPick</w:t>
-      </w:r>
-      <w:proofErr w:type="spellEnd"/>
-      <w:r>
-        <w:t xml:space="preserve"> tool and if the 2-D peaks </w:t>
+        <w:t xml:space="preserve">simplePeakPick tool and if the 2-D peaks </w:t>
       </w:r>
       <w:r>
         <w:t>occur</w:t>
       </w:r>
       <w:r>
-        <w:t xml:space="preserve"> at a carbon/</w:t>
-      </w:r>
-      <w:proofErr w:type="spellStart"/>
-      <w:r>
-        <w:t>pureshift</w:t>
-      </w:r>
-      <w:proofErr w:type="spellEnd"/>
+        <w:t xml:space="preserve"> at a carbon/pureshift</w:t>
+      </w:r>
       <w:r>
         <w:t xml:space="preserve"> </w:t>
       </w:r>
@@ -653,15 +558,7 @@
         <w:t xml:space="preserve"> Peak</w:t>
       </w:r>
       <w:r>
-        <w:t xml:space="preserve"> picking of 2-D dataset using </w:t>
-      </w:r>
-      <w:proofErr w:type="spellStart"/>
-      <w:r>
-        <w:t>simplePeakPick</w:t>
-      </w:r>
-      <w:proofErr w:type="spellEnd"/>
-      <w:r>
-        <w:t xml:space="preserve"> Took</w:t>
+        <w:t xml:space="preserve"> picking of 2-D dataset using simplePeakPick Took</w:t>
       </w:r>
       <w:r>
         <w:t>.</w:t>
@@ -677,15 +574,7 @@
         <w:t>n</w:t>
       </w:r>
       <w:r>
-        <w:t xml:space="preserve"> even </w:t>
-      </w:r>
-      <w:proofErr w:type="spellStart"/>
-      <w:r>
-        <w:t>multiplet</w:t>
-      </w:r>
-      <w:proofErr w:type="spellEnd"/>
-      <w:r>
-        <w:t xml:space="preserve"> </w:t>
+        <w:t xml:space="preserve"> even multiplet </w:t>
       </w:r>
       <w:r>
         <w:t xml:space="preserve">(such as a doublet) </w:t>
@@ -706,15 +595,7 @@
         <w:t xml:space="preserve">peak will be in the centre </w:t>
       </w:r>
       <w:r>
-        <w:t xml:space="preserve">of the </w:t>
-      </w:r>
-      <w:proofErr w:type="spellStart"/>
-      <w:r>
-        <w:t>multiplet</w:t>
-      </w:r>
-      <w:proofErr w:type="spellEnd"/>
-      <w:r>
-        <w:t xml:space="preserve">, </w:t>
+        <w:t xml:space="preserve">of the multiplet, </w:t>
       </w:r>
       <w:r>
         <w:t>which will not correspond to a peak maximum</w:t>
@@ -810,13 +691,8 @@
       <w:r>
         <w:t xml:space="preserve"> using </w:t>
       </w:r>
-      <w:proofErr w:type="spellStart"/>
-      <w:r>
-        <w:t>simplePeakPick</w:t>
-      </w:r>
-      <w:proofErr w:type="spellEnd"/>
-      <w:r>
-        <w:t xml:space="preserve"> tool</w:t>
+      <w:r>
+        <w:t>simplePeakPick tool</w:t>
       </w:r>
       <w:r>
         <w:t xml:space="preserve">, not at </w:t>
